--- a/e2e/fixtures/issue-705-anchored-header-letterhead.docx
+++ b/e2e/fixtures/issue-705-anchored-header-letterhead.docx
@@ -1039,7 +1039,7 @@
                             <w:rPr>
                               <w:lang w:val="en-GB"/>
                             </w:rPr>
-                            <w:t>Walter Hoorm</w:t>
+                            <w:t>Attorney Name PA</w:t>
                           </w:r>
                         </w:p>
                         <w:p>
@@ -2018,7 +2018,7 @@
                       <w:rPr>
                         <w:lang w:val="en-GB"/>
                       </w:rPr>
-                      <w:t>Walter Hoorm</w:t>
+                      <w:t>Attorney Name PA</w:t>
                     </w:r>
                   </w:p>
                   <w:p>
